--- a/KnowledgeBase/YouTrack/Modding - Visuals/Building shader cache.docx
+++ b/KnowledgeBase/YouTrack/Modding - Visuals/Building shader cache.docx
@@ -18,379 +18,1514 @@
       </w:r>
     </w:p>
     <w:p>
-      <w:r>
-        <w:t>Shader source code is located in Engine/Shaders.pak. If you want to modify these shaders, the game will need to recompile all of them on start. KCD2 does not include a shader compilation step, as all the shaders are shipped precompiled. You also can precompile your shaders, if you choose to change them.</w:t>
-      </w:r>
-      <w:r>
-        <w:br/>
+      <w:pPr>
+        <w:rPr>
+          <w:b/>
+          <w:bCs/>
+        </w:rPr>
+      </w:pPr>
+      <w:r>
+        <w:rPr>
+          <w:b/>
+          <w:bCs/>
+        </w:rPr>
+        <w:t xml:space="preserve">Shader source code </w:t>
+      </w:r>
+      <w:proofErr w:type="gramStart"/>
+      <w:r>
+        <w:rPr>
+          <w:b/>
+          <w:bCs/>
+        </w:rPr>
+        <w:t>is located in</w:t>
+      </w:r>
+      <w:proofErr w:type="gramEnd"/>
+      <w:r>
+        <w:rPr>
+          <w:b/>
+          <w:bCs/>
+        </w:rPr>
+        <w:t xml:space="preserve"> Engine/</w:t>
+      </w:r>
+      <w:proofErr w:type="spellStart"/>
+      <w:r>
+        <w:rPr>
+          <w:b/>
+          <w:bCs/>
+        </w:rPr>
+        <w:t>Shaders.pak</w:t>
+      </w:r>
+      <w:proofErr w:type="spellEnd"/>
+      <w:r>
+        <w:rPr>
+          <w:b/>
+          <w:bCs/>
+        </w:rPr>
+        <w:t xml:space="preserve">. If you want to modify these shaders, the game will need to recompile all of them on start. KCD2 does not include a shader compilation step, as all the shaders are shipped precompiled. You also can </w:t>
+      </w:r>
+      <w:proofErr w:type="gramStart"/>
+      <w:r>
+        <w:rPr>
+          <w:b/>
+          <w:bCs/>
+        </w:rPr>
+        <w:t>precompile</w:t>
+      </w:r>
+      <w:proofErr w:type="gramEnd"/>
+      <w:r>
+        <w:rPr>
+          <w:b/>
+          <w:bCs/>
+        </w:rPr>
+        <w:t xml:space="preserve"> your shaders, if you choose to change them.</w:t>
+      </w:r>
+    </w:p>
+    <w:p>
+      <w:pPr>
+        <w:rPr>
+          <w:b/>
+          <w:bCs/>
+        </w:rPr>
+      </w:pPr>
+      <w:r>
+        <w:rPr>
+          <w:b/>
+          <w:bCs/>
+        </w:rPr>
         <w:t>This requires several steps:</w:t>
       </w:r>
     </w:p>
     <w:p>
       <w:pPr>
-        <w:numPr>
-          <w:ilvl w:val="0"/>
-          <w:numId w:val="1"/>
-        </w:numPr>
-      </w:pPr>
-      <w:r>
-        <w:t>Copy </w:t>
-      </w:r>
-      <w:r>
-        <w:rPr>
-          <w:b/>
-          <w:bCs/>
-        </w:rPr>
-        <w:t>Tools\modding\USER_ShaderCacheGen</w:t>
-      </w:r>
-      <w:r>
-        <w:t> and to modding tools root</w:t>
-      </w:r>
-      <w:r>
-        <w:br/>
+        <w:rPr>
+          <w:b/>
+          <w:bCs/>
+        </w:rPr>
+      </w:pPr>
+      <w:r>
+        <w:rPr>
+          <w:b/>
+          <w:bCs/>
+        </w:rPr>
+        <w:t>Copy Tools\modding\</w:t>
+      </w:r>
+      <w:proofErr w:type="spellStart"/>
+      <w:r>
+        <w:rPr>
+          <w:b/>
+          <w:bCs/>
+        </w:rPr>
+        <w:t>USER_ShaderCacheGen</w:t>
+      </w:r>
+      <w:proofErr w:type="spellEnd"/>
+      <w:r>
+        <w:rPr>
+          <w:b/>
+          <w:bCs/>
+        </w:rPr>
+        <w:t xml:space="preserve"> and to </w:t>
+      </w:r>
+      <w:proofErr w:type="gramStart"/>
+      <w:r>
+        <w:rPr>
+          <w:b/>
+          <w:bCs/>
+        </w:rPr>
+        <w:t>modding</w:t>
+      </w:r>
+      <w:proofErr w:type="gramEnd"/>
+      <w:r>
+        <w:rPr>
+          <w:b/>
+          <w:bCs/>
+        </w:rPr>
+        <w:t xml:space="preserve"> tools root</w:t>
+      </w:r>
+    </w:p>
+    <w:p>
+      <w:pPr>
+        <w:rPr>
+          <w:b/>
+          <w:bCs/>
+        </w:rPr>
+      </w:pPr>
+      <w:r>
+        <w:rPr>
+          <w:b/>
+          <w:bCs/>
+        </w:rPr>
         <w:t>Your folders should look like this:</w:t>
       </w:r>
     </w:p>
     <w:p>
-      <w:r>
+      <w:pPr>
+        <w:rPr>
+          <w:b/>
+          <w:bCs/>
+        </w:rPr>
+      </w:pPr>
+      <w:r>
+        <w:rPr>
+          <w:b/>
+          <w:bCs/>
+        </w:rPr>
         <w:t>KCD2Mod</w:t>
       </w:r>
     </w:p>
     <w:p>
+      <w:pPr>
+        <w:rPr>
+          <w:b/>
+          <w:bCs/>
+        </w:rPr>
+      </w:pPr>
       <w:r>
         <w:rPr>
           <w:rFonts w:ascii="MS Gothic" w:eastAsia="MS Gothic" w:hAnsi="MS Gothic" w:cs="MS Gothic" w:hint="eastAsia"/>
+          <w:b/>
+          <w:bCs/>
         </w:rPr>
         <w:t>├</w:t>
       </w:r>
       <w:r>
+        <w:rPr>
+          <w:b/>
+          <w:bCs/>
+        </w:rPr>
         <w:t xml:space="preserve"> Bin</w:t>
       </w:r>
     </w:p>
     <w:p>
+      <w:pPr>
+        <w:rPr>
+          <w:b/>
+          <w:bCs/>
+        </w:rPr>
+      </w:pPr>
       <w:r>
         <w:rPr>
           <w:rFonts w:ascii="MS Gothic" w:eastAsia="MS Gothic" w:hAnsi="MS Gothic" w:cs="MS Gothic" w:hint="eastAsia"/>
+          <w:b/>
+          <w:bCs/>
         </w:rPr>
         <w:t>├</w:t>
       </w:r>
       <w:r>
+        <w:rPr>
+          <w:b/>
+          <w:bCs/>
+        </w:rPr>
         <w:t xml:space="preserve"> Data</w:t>
       </w:r>
     </w:p>
     <w:p>
+      <w:pPr>
+        <w:rPr>
+          <w:b/>
+          <w:bCs/>
+        </w:rPr>
+      </w:pPr>
       <w:r>
         <w:rPr>
           <w:rFonts w:ascii="MS Gothic" w:eastAsia="MS Gothic" w:hAnsi="MS Gothic" w:cs="MS Gothic" w:hint="eastAsia"/>
+          <w:b/>
+          <w:bCs/>
         </w:rPr>
         <w:t>├</w:t>
       </w:r>
       <w:r>
+        <w:rPr>
+          <w:b/>
+          <w:bCs/>
+        </w:rPr>
         <w:t xml:space="preserve"> Editor</w:t>
       </w:r>
     </w:p>
     <w:p>
+      <w:pPr>
+        <w:rPr>
+          <w:b/>
+          <w:bCs/>
+        </w:rPr>
+      </w:pPr>
       <w:r>
         <w:rPr>
           <w:rFonts w:ascii="MS Gothic" w:eastAsia="MS Gothic" w:hAnsi="MS Gothic" w:cs="MS Gothic" w:hint="eastAsia"/>
+          <w:b/>
+          <w:bCs/>
         </w:rPr>
         <w:t>├</w:t>
       </w:r>
       <w:r>
+        <w:rPr>
+          <w:b/>
+          <w:bCs/>
+        </w:rPr>
         <w:t xml:space="preserve"> Engine</w:t>
       </w:r>
     </w:p>
     <w:p>
+      <w:pPr>
+        <w:rPr>
+          <w:b/>
+          <w:bCs/>
+        </w:rPr>
+      </w:pPr>
       <w:r>
         <w:rPr>
           <w:rFonts w:ascii="MS Gothic" w:eastAsia="MS Gothic" w:hAnsi="MS Gothic" w:cs="MS Gothic" w:hint="eastAsia"/>
+          <w:b/>
+          <w:bCs/>
         </w:rPr>
         <w:t>├</w:t>
       </w:r>
       <w:r>
+        <w:rPr>
+          <w:b/>
+          <w:bCs/>
+        </w:rPr>
         <w:t xml:space="preserve"> ...</w:t>
       </w:r>
     </w:p>
     <w:p>
-      <w:r>
-        <w:t>└ USER_ShaderCacheGen</w:t>
-      </w:r>
-    </w:p>
-    <w:p>
-      <w:r>
+      <w:pPr>
+        <w:rPr>
+          <w:b/>
+          <w:bCs/>
+        </w:rPr>
+      </w:pPr>
+      <w:r>
+        <w:rPr>
+          <w:b/>
+          <w:bCs/>
+        </w:rPr>
+        <w:t xml:space="preserve">└ </w:t>
+      </w:r>
+      <w:proofErr w:type="spellStart"/>
+      <w:r>
+        <w:rPr>
+          <w:b/>
+          <w:bCs/>
+        </w:rPr>
+        <w:t>USER_ShaderCacheGen</w:t>
+      </w:r>
+      <w:proofErr w:type="spellEnd"/>
+    </w:p>
+    <w:p>
+      <w:pPr>
+        <w:rPr>
+          <w:b/>
+          <w:bCs/>
+        </w:rPr>
+      </w:pPr>
+      <w:r>
+        <w:rPr>
+          <w:b/>
+          <w:bCs/>
+        </w:rPr>
         <w:t xml:space="preserve">│ </w:t>
       </w:r>
       <w:r>
         <w:rPr>
           <w:rFonts w:ascii="MS Gothic" w:eastAsia="MS Gothic" w:hAnsi="MS Gothic" w:cs="MS Gothic" w:hint="eastAsia"/>
+          <w:b/>
+          <w:bCs/>
         </w:rPr>
         <w:t>├</w:t>
       </w:r>
       <w:r>
+        <w:rPr>
+          <w:b/>
+          <w:bCs/>
+        </w:rPr>
         <w:t xml:space="preserve"> ...</w:t>
       </w:r>
     </w:p>
     <w:p>
-      <w:r>
+      <w:pPr>
+        <w:rPr>
+          <w:b/>
+          <w:bCs/>
+        </w:rPr>
+      </w:pPr>
+      <w:r>
+        <w:rPr>
+          <w:b/>
+          <w:bCs/>
+        </w:rPr>
         <w:t xml:space="preserve">│ </w:t>
       </w:r>
       <w:r>
         <w:rPr>
           <w:rFonts w:ascii="MS Gothic" w:eastAsia="MS Gothic" w:hAnsi="MS Gothic" w:cs="MS Gothic" w:hint="eastAsia"/>
+          <w:b/>
+          <w:bCs/>
         </w:rPr>
         <w:t>├</w:t>
       </w:r>
       <w:r>
+        <w:rPr>
+          <w:b/>
+          <w:bCs/>
+        </w:rPr>
         <w:t xml:space="preserve"> Shaders</w:t>
       </w:r>
     </w:p>
     <w:p>
-      <w:r>
-        <w:t xml:space="preserve">│ │  </w:t>
+      <w:pPr>
+        <w:rPr>
+          <w:b/>
+          <w:bCs/>
+        </w:rPr>
+      </w:pPr>
+      <w:r>
+        <w:rPr>
+          <w:b/>
+          <w:bCs/>
+        </w:rPr>
+        <w:t xml:space="preserve">│ </w:t>
+      </w:r>
+      <w:proofErr w:type="gramStart"/>
+      <w:r>
+        <w:rPr>
+          <w:b/>
+          <w:bCs/>
+        </w:rPr>
+        <w:t xml:space="preserve">│  </w:t>
       </w:r>
       <w:r>
         <w:rPr>
           <w:rFonts w:ascii="MS Gothic" w:eastAsia="MS Gothic" w:hAnsi="MS Gothic" w:cs="MS Gothic" w:hint="eastAsia"/>
+          <w:b/>
+          <w:bCs/>
         </w:rPr>
         <w:t>├</w:t>
       </w:r>
-      <w:r>
+      <w:proofErr w:type="gramEnd"/>
+      <w:r>
+        <w:rPr>
+          <w:b/>
+          <w:bCs/>
+        </w:rPr>
         <w:t xml:space="preserve"> cache</w:t>
       </w:r>
     </w:p>
     <w:p>
-      <w:r>
-        <w:t>│ │  │  └ D3D12</w:t>
-      </w:r>
-    </w:p>
-    <w:p>
-      <w:r>
-        <w:t xml:space="preserve">│ │  │    </w:t>
-      </w:r>
+      <w:pPr>
+        <w:rPr>
+          <w:b/>
+          <w:bCs/>
+        </w:rPr>
+      </w:pPr>
+      <w:r>
+        <w:rPr>
+          <w:b/>
+          <w:bCs/>
+        </w:rPr>
+        <w:t xml:space="preserve">│ </w:t>
+      </w:r>
+      <w:proofErr w:type="gramStart"/>
+      <w:r>
+        <w:rPr>
+          <w:b/>
+          <w:bCs/>
+        </w:rPr>
+        <w:t>│  │</w:t>
+      </w:r>
+      <w:proofErr w:type="gramEnd"/>
+      <w:r>
+        <w:rPr>
+          <w:b/>
+          <w:bCs/>
+        </w:rPr>
+        <w:t xml:space="preserve">  └ D3D12</w:t>
+      </w:r>
+    </w:p>
+    <w:p>
+      <w:pPr>
+        <w:rPr>
+          <w:b/>
+          <w:bCs/>
+        </w:rPr>
+      </w:pPr>
+      <w:r>
+        <w:rPr>
+          <w:b/>
+          <w:bCs/>
+        </w:rPr>
+        <w:t xml:space="preserve">│ </w:t>
+      </w:r>
+      <w:proofErr w:type="gramStart"/>
+      <w:r>
+        <w:rPr>
+          <w:b/>
+          <w:bCs/>
+        </w:rPr>
+        <w:t>│  │</w:t>
+      </w:r>
+      <w:proofErr w:type="gramEnd"/>
+      <w:r>
+        <w:rPr>
+          <w:b/>
+          <w:bCs/>
+        </w:rPr>
+        <w:t xml:space="preserve">    </w:t>
+      </w:r>
+      <w:proofErr w:type="gramStart"/>
       <w:r>
         <w:rPr>
           <w:rFonts w:ascii="MS Gothic" w:eastAsia="MS Gothic" w:hAnsi="MS Gothic" w:cs="MS Gothic" w:hint="eastAsia"/>
+          <w:b/>
+          <w:bCs/>
         </w:rPr>
         <w:t>├</w:t>
       </w:r>
       <w:r>
+        <w:rPr>
+          <w:b/>
+          <w:bCs/>
+        </w:rPr>
         <w:t xml:space="preserve">  PipelineStateBinCache.txt</w:t>
       </w:r>
-    </w:p>
-    <w:p>
-      <w:r>
-        <w:t xml:space="preserve">│ │  │    </w:t>
-      </w:r>
+      <w:proofErr w:type="gramEnd"/>
+    </w:p>
+    <w:p>
+      <w:pPr>
+        <w:rPr>
+          <w:b/>
+          <w:bCs/>
+        </w:rPr>
+      </w:pPr>
+      <w:r>
+        <w:rPr>
+          <w:b/>
+          <w:bCs/>
+        </w:rPr>
+        <w:t xml:space="preserve">│ </w:t>
+      </w:r>
+      <w:proofErr w:type="gramStart"/>
+      <w:r>
+        <w:rPr>
+          <w:b/>
+          <w:bCs/>
+        </w:rPr>
+        <w:t>│  │</w:t>
+      </w:r>
+      <w:proofErr w:type="gramEnd"/>
+      <w:r>
+        <w:rPr>
+          <w:b/>
+          <w:bCs/>
+        </w:rPr>
+        <w:t xml:space="preserve">    </w:t>
+      </w:r>
+      <w:proofErr w:type="gramStart"/>
       <w:r>
         <w:rPr>
           <w:rFonts w:ascii="MS Gothic" w:eastAsia="MS Gothic" w:hAnsi="MS Gothic" w:cs="MS Gothic" w:hint="eastAsia"/>
+          <w:b/>
+          <w:bCs/>
         </w:rPr>
         <w:t>├</w:t>
       </w:r>
       <w:r>
+        <w:rPr>
+          <w:b/>
+          <w:bCs/>
+        </w:rPr>
         <w:t xml:space="preserve">  RenderPassBinCache.txt</w:t>
       </w:r>
-    </w:p>
-    <w:p>
-      <w:r>
-        <w:t xml:space="preserve">│ │  │    </w:t>
-      </w:r>
+      <w:proofErr w:type="gramEnd"/>
+    </w:p>
+    <w:p>
+      <w:pPr>
+        <w:rPr>
+          <w:b/>
+          <w:bCs/>
+        </w:rPr>
+      </w:pPr>
+      <w:r>
+        <w:rPr>
+          <w:b/>
+          <w:bCs/>
+        </w:rPr>
+        <w:t xml:space="preserve">│ </w:t>
+      </w:r>
+      <w:proofErr w:type="gramStart"/>
+      <w:r>
+        <w:rPr>
+          <w:b/>
+          <w:bCs/>
+        </w:rPr>
+        <w:t>│  │</w:t>
+      </w:r>
+      <w:proofErr w:type="gramEnd"/>
+      <w:r>
+        <w:rPr>
+          <w:b/>
+          <w:bCs/>
+        </w:rPr>
+        <w:t xml:space="preserve">    </w:t>
+      </w:r>
+      <w:proofErr w:type="gramStart"/>
       <w:r>
         <w:rPr>
           <w:rFonts w:ascii="MS Gothic" w:eastAsia="MS Gothic" w:hAnsi="MS Gothic" w:cs="MS Gothic" w:hint="eastAsia"/>
+          <w:b/>
+          <w:bCs/>
         </w:rPr>
         <w:t>├</w:t>
       </w:r>
       <w:r>
+        <w:rPr>
+          <w:b/>
+          <w:bCs/>
+        </w:rPr>
         <w:t xml:space="preserve">  ResourceLayoutBinCache.txt</w:t>
       </w:r>
-    </w:p>
-    <w:p>
-      <w:r>
-        <w:t>│ │  │    └  VertexFormatBinCache.txt</w:t>
-      </w:r>
-    </w:p>
-    <w:p>
-      <w:r>
-        <w:t>│ │  └ ShaderList.txt</w:t>
-      </w:r>
-    </w:p>
-    <w:p>
-      <w:r>
+      <w:proofErr w:type="gramEnd"/>
+    </w:p>
+    <w:p>
+      <w:pPr>
+        <w:rPr>
+          <w:b/>
+          <w:bCs/>
+        </w:rPr>
+      </w:pPr>
+      <w:r>
+        <w:rPr>
+          <w:b/>
+          <w:bCs/>
+        </w:rPr>
+        <w:t xml:space="preserve">│ </w:t>
+      </w:r>
+      <w:proofErr w:type="gramStart"/>
+      <w:r>
+        <w:rPr>
+          <w:b/>
+          <w:bCs/>
+        </w:rPr>
+        <w:t>│  │</w:t>
+      </w:r>
+      <w:proofErr w:type="gramEnd"/>
+      <w:r>
+        <w:rPr>
+          <w:b/>
+          <w:bCs/>
+        </w:rPr>
+        <w:t xml:space="preserve">    </w:t>
+      </w:r>
+      <w:proofErr w:type="gramStart"/>
+      <w:r>
+        <w:rPr>
+          <w:b/>
+          <w:bCs/>
+        </w:rPr>
+        <w:t>└  VertexFormatBinCache.txt</w:t>
+      </w:r>
+      <w:proofErr w:type="gramEnd"/>
+    </w:p>
+    <w:p>
+      <w:pPr>
+        <w:rPr>
+          <w:b/>
+          <w:bCs/>
+        </w:rPr>
+      </w:pPr>
+      <w:r>
+        <w:rPr>
+          <w:b/>
+          <w:bCs/>
+        </w:rPr>
+        <w:t xml:space="preserve">│ </w:t>
+      </w:r>
+      <w:proofErr w:type="gramStart"/>
+      <w:r>
+        <w:rPr>
+          <w:b/>
+          <w:bCs/>
+        </w:rPr>
+        <w:t>│  └</w:t>
+      </w:r>
+      <w:proofErr w:type="gramEnd"/>
+      <w:r>
+        <w:rPr>
+          <w:b/>
+          <w:bCs/>
+        </w:rPr>
+        <w:t xml:space="preserve"> ShaderList.txt</w:t>
+      </w:r>
+    </w:p>
+    <w:p>
+      <w:pPr>
+        <w:rPr>
+          <w:b/>
+          <w:bCs/>
+        </w:rPr>
+      </w:pPr>
+      <w:r>
+        <w:rPr>
+          <w:b/>
+          <w:bCs/>
+        </w:rPr>
         <w:t>│ └ ...</w:t>
       </w:r>
     </w:p>
     <w:p>
+      <w:pPr>
+        <w:rPr>
+          <w:b/>
+          <w:bCs/>
+        </w:rPr>
+      </w:pPr>
       <w:r>
         <w:rPr>
           <w:rFonts w:ascii="MS Gothic" w:eastAsia="MS Gothic" w:hAnsi="MS Gothic" w:cs="MS Gothic" w:hint="eastAsia"/>
+          <w:b/>
+          <w:bCs/>
         </w:rPr>
         <w:t>├</w:t>
       </w:r>
       <w:r>
+        <w:rPr>
+          <w:b/>
+          <w:bCs/>
+        </w:rPr>
         <w:t xml:space="preserve"> ...</w:t>
       </w:r>
     </w:p>
     <w:p>
-      <w:r>
-        <w:t>└ system.cfg</w:t>
-      </w:r>
-    </w:p>
-    <w:p>
-      <w:pPr>
-        <w:numPr>
-          <w:ilvl w:val="0"/>
-          <w:numId w:val="2"/>
-        </w:numPr>
-      </w:pPr>
-      <w:r>
+      <w:pPr>
+        <w:rPr>
+          <w:b/>
+          <w:bCs/>
+        </w:rPr>
+      </w:pPr>
+      <w:r>
+        <w:rPr>
+          <w:b/>
+          <w:bCs/>
+        </w:rPr>
         <w:lastRenderedPageBreak/>
-        <w:t>Replace </w:t>
-      </w:r>
-      <w:r>
-        <w:rPr>
-          <w:i/>
-          <w:iCs/>
+        <w:t xml:space="preserve">└ </w:t>
+      </w:r>
+      <w:proofErr w:type="spellStart"/>
+      <w:r>
+        <w:rPr>
+          <w:b/>
+          <w:bCs/>
         </w:rPr>
         <w:t>system.cfg</w:t>
       </w:r>
-      <w:r>
-        <w:t> with following settings:</w:t>
-      </w:r>
-    </w:p>
-    <w:p>
-      <w:r>
-        <w:t>sys_no_crash_dialog=1</w:t>
-      </w:r>
-    </w:p>
-    <w:p>
-      <w:r>
-        <w:t>log_IncludeTime=3</w:t>
-      </w:r>
-    </w:p>
-    <w:p>
-      <w:r>
-        <w:t>log_Verbosity=3</w:t>
-      </w:r>
-    </w:p>
-    <w:p>
-      <w:r>
-        <w:t>log_FileVerbosity=3</w:t>
-      </w:r>
-    </w:p>
-    <w:p>
-      <w:r>
-        <w:t>r_driver=DX12</w:t>
-      </w:r>
-    </w:p>
-    <w:p>
-      <w:r>
-        <w:t>sys_game_folder=Data</w:t>
-      </w:r>
-    </w:p>
-    <w:p>
-      <w:r>
-        <w:t>r_ShadersAsyncCompiling=0</w:t>
-      </w:r>
-    </w:p>
-    <w:p>
-      <w:r>
-        <w:t>r_ShadersAsyncMaxThreads=16</w:t>
-      </w:r>
-    </w:p>
-    <w:p>
-      <w:r>
-        <w:t>r_multithreaded=0</w:t>
-      </w:r>
-    </w:p>
-    <w:p>
-      <w:r>
-        <w:t>r_ShadersSubmitRequestline=0</w:t>
-      </w:r>
-    </w:p>
-    <w:p>
-      <w:r>
-        <w:t>r_PipelineStatePrecacheMode=3</w:t>
-      </w:r>
-    </w:p>
-    <w:p>
-      <w:r>
-        <w:t>sys_intromoviesduringinit=0</w:t>
-      </w:r>
-    </w:p>
-    <w:p>
-      <w:pPr>
-        <w:numPr>
-          <w:ilvl w:val="0"/>
-          <w:numId w:val="3"/>
-        </w:numPr>
-      </w:pPr>
-      <w:r>
-        <w:t>Temporarily rename </w:t>
-      </w:r>
-      <w:r>
-        <w:rPr>
-          <w:i/>
-          <w:iCs/>
-        </w:rPr>
-        <w:t>Bin/Win64ReleaseSteamLTO_DLL</w:t>
-      </w:r>
-      <w:r>
-        <w:t> to </w:t>
-      </w:r>
-      <w:r>
-        <w:rPr>
-          <w:i/>
-          <w:iCs/>
-        </w:rPr>
-        <w:t>Bin/Win64ReleaseAssertLTO_DLL</w:t>
-      </w:r>
-      <w:r>
-        <w:t> (this step is no longer needed since 1.3)</w:t>
-      </w:r>
-    </w:p>
-    <w:p>
-      <w:pPr>
-        <w:numPr>
-          <w:ilvl w:val="0"/>
-          <w:numId w:val="3"/>
-        </w:numPr>
-      </w:pPr>
-      <w:r>
+      <w:proofErr w:type="spellEnd"/>
+    </w:p>
+    <w:p>
+      <w:pPr>
+        <w:rPr>
+          <w:b/>
+          <w:bCs/>
+        </w:rPr>
+      </w:pPr>
+      <w:r>
+        <w:rPr>
+          <w:b/>
+          <w:bCs/>
+        </w:rPr>
+        <w:t xml:space="preserve">Replace </w:t>
+      </w:r>
+      <w:proofErr w:type="spellStart"/>
+      <w:r>
+        <w:rPr>
+          <w:b/>
+          <w:bCs/>
+        </w:rPr>
+        <w:t>system.cfg</w:t>
+      </w:r>
+      <w:proofErr w:type="spellEnd"/>
+      <w:r>
+        <w:rPr>
+          <w:b/>
+          <w:bCs/>
+        </w:rPr>
+        <w:t xml:space="preserve"> with following settings:</w:t>
+      </w:r>
+    </w:p>
+    <w:p>
+      <w:pPr>
+        <w:rPr>
+          <w:b/>
+          <w:bCs/>
+        </w:rPr>
+      </w:pPr>
+      <w:proofErr w:type="spellStart"/>
+      <w:r>
+        <w:rPr>
+          <w:b/>
+          <w:bCs/>
+        </w:rPr>
+        <w:t>sys_no_crash_dialog</w:t>
+      </w:r>
+      <w:proofErr w:type="spellEnd"/>
+      <w:r>
+        <w:rPr>
+          <w:b/>
+          <w:bCs/>
+        </w:rPr>
+        <w:t>=1</w:t>
+      </w:r>
+    </w:p>
+    <w:p>
+      <w:pPr>
+        <w:rPr>
+          <w:b/>
+          <w:bCs/>
+        </w:rPr>
+      </w:pPr>
+      <w:proofErr w:type="spellStart"/>
+      <w:r>
+        <w:rPr>
+          <w:b/>
+          <w:bCs/>
+        </w:rPr>
+        <w:t>log_IncludeTime</w:t>
+      </w:r>
+      <w:proofErr w:type="spellEnd"/>
+      <w:r>
+        <w:rPr>
+          <w:b/>
+          <w:bCs/>
+        </w:rPr>
+        <w:t>=3</w:t>
+      </w:r>
+    </w:p>
+    <w:p>
+      <w:pPr>
+        <w:rPr>
+          <w:b/>
+          <w:bCs/>
+        </w:rPr>
+      </w:pPr>
+      <w:proofErr w:type="spellStart"/>
+      <w:r>
+        <w:rPr>
+          <w:b/>
+          <w:bCs/>
+        </w:rPr>
+        <w:t>log_Verbosity</w:t>
+      </w:r>
+      <w:proofErr w:type="spellEnd"/>
+      <w:r>
+        <w:rPr>
+          <w:b/>
+          <w:bCs/>
+        </w:rPr>
+        <w:t>=3</w:t>
+      </w:r>
+    </w:p>
+    <w:p>
+      <w:pPr>
+        <w:rPr>
+          <w:b/>
+          <w:bCs/>
+        </w:rPr>
+      </w:pPr>
+      <w:proofErr w:type="spellStart"/>
+      <w:r>
+        <w:rPr>
+          <w:b/>
+          <w:bCs/>
+        </w:rPr>
+        <w:t>log_FileVerbosity</w:t>
+      </w:r>
+      <w:proofErr w:type="spellEnd"/>
+      <w:r>
+        <w:rPr>
+          <w:b/>
+          <w:bCs/>
+        </w:rPr>
+        <w:t>=3</w:t>
+      </w:r>
+    </w:p>
+    <w:p>
+      <w:pPr>
+        <w:rPr>
+          <w:b/>
+          <w:bCs/>
+        </w:rPr>
+      </w:pPr>
+      <w:proofErr w:type="spellStart"/>
+      <w:r>
+        <w:rPr>
+          <w:b/>
+          <w:bCs/>
+        </w:rPr>
+        <w:t>r_driver</w:t>
+      </w:r>
+      <w:proofErr w:type="spellEnd"/>
+      <w:r>
+        <w:rPr>
+          <w:b/>
+          <w:bCs/>
+        </w:rPr>
+        <w:t>=DX12</w:t>
+      </w:r>
+    </w:p>
+    <w:p>
+      <w:pPr>
+        <w:rPr>
+          <w:b/>
+          <w:bCs/>
+        </w:rPr>
+      </w:pPr>
+      <w:proofErr w:type="spellStart"/>
+      <w:r>
+        <w:rPr>
+          <w:b/>
+          <w:bCs/>
+        </w:rPr>
+        <w:t>sys_game_folder</w:t>
+      </w:r>
+      <w:proofErr w:type="spellEnd"/>
+      <w:r>
+        <w:rPr>
+          <w:b/>
+          <w:bCs/>
+        </w:rPr>
+        <w:t>=Data</w:t>
+      </w:r>
+    </w:p>
+    <w:p>
+      <w:pPr>
+        <w:rPr>
+          <w:b/>
+          <w:bCs/>
+        </w:rPr>
+      </w:pPr>
+      <w:proofErr w:type="spellStart"/>
+      <w:r>
+        <w:rPr>
+          <w:b/>
+          <w:bCs/>
+        </w:rPr>
+        <w:t>r_ShadersAsyncCompiling</w:t>
+      </w:r>
+      <w:proofErr w:type="spellEnd"/>
+      <w:r>
+        <w:rPr>
+          <w:b/>
+          <w:bCs/>
+        </w:rPr>
+        <w:t>=0</w:t>
+      </w:r>
+    </w:p>
+    <w:p>
+      <w:pPr>
+        <w:rPr>
+          <w:b/>
+          <w:bCs/>
+        </w:rPr>
+      </w:pPr>
+      <w:proofErr w:type="spellStart"/>
+      <w:r>
+        <w:rPr>
+          <w:b/>
+          <w:bCs/>
+        </w:rPr>
+        <w:t>r_ShadersAsyncMaxThreads</w:t>
+      </w:r>
+      <w:proofErr w:type="spellEnd"/>
+      <w:r>
+        <w:rPr>
+          <w:b/>
+          <w:bCs/>
+        </w:rPr>
+        <w:t>=16</w:t>
+      </w:r>
+    </w:p>
+    <w:p>
+      <w:pPr>
+        <w:rPr>
+          <w:b/>
+          <w:bCs/>
+        </w:rPr>
+      </w:pPr>
+      <w:proofErr w:type="spellStart"/>
+      <w:r>
+        <w:rPr>
+          <w:b/>
+          <w:bCs/>
+        </w:rPr>
+        <w:t>r_multithreaded</w:t>
+      </w:r>
+      <w:proofErr w:type="spellEnd"/>
+      <w:r>
+        <w:rPr>
+          <w:b/>
+          <w:bCs/>
+        </w:rPr>
+        <w:t>=0</w:t>
+      </w:r>
+    </w:p>
+    <w:p>
+      <w:pPr>
+        <w:rPr>
+          <w:b/>
+          <w:bCs/>
+        </w:rPr>
+      </w:pPr>
+      <w:proofErr w:type="spellStart"/>
+      <w:r>
+        <w:rPr>
+          <w:b/>
+          <w:bCs/>
+        </w:rPr>
+        <w:t>r_ShadersSubmitRequestline</w:t>
+      </w:r>
+      <w:proofErr w:type="spellEnd"/>
+      <w:r>
+        <w:rPr>
+          <w:b/>
+          <w:bCs/>
+        </w:rPr>
+        <w:t>=0</w:t>
+      </w:r>
+    </w:p>
+    <w:p>
+      <w:pPr>
+        <w:rPr>
+          <w:b/>
+          <w:bCs/>
+        </w:rPr>
+      </w:pPr>
+      <w:proofErr w:type="spellStart"/>
+      <w:r>
+        <w:rPr>
+          <w:b/>
+          <w:bCs/>
+        </w:rPr>
+        <w:t>r_PipelineStatePrecacheMode</w:t>
+      </w:r>
+      <w:proofErr w:type="spellEnd"/>
+      <w:r>
+        <w:rPr>
+          <w:b/>
+          <w:bCs/>
+        </w:rPr>
+        <w:t>=3</w:t>
+      </w:r>
+    </w:p>
+    <w:p>
+      <w:pPr>
+        <w:rPr>
+          <w:b/>
+          <w:bCs/>
+        </w:rPr>
+      </w:pPr>
+      <w:proofErr w:type="spellStart"/>
+      <w:r>
+        <w:rPr>
+          <w:b/>
+          <w:bCs/>
+        </w:rPr>
+        <w:t>sys_intromoviesduringinit</w:t>
+      </w:r>
+      <w:proofErr w:type="spellEnd"/>
+      <w:r>
+        <w:rPr>
+          <w:b/>
+          <w:bCs/>
+        </w:rPr>
+        <w:t>=0</w:t>
+      </w:r>
+    </w:p>
+    <w:p>
+      <w:pPr>
+        <w:rPr>
+          <w:b/>
+          <w:bCs/>
+        </w:rPr>
+      </w:pPr>
+      <w:r>
+        <w:rPr>
+          <w:b/>
+          <w:bCs/>
+        </w:rPr>
+        <w:t>Temporarily rename Bin/Win64ReleaseSteamLTO_DLL to Bin/Win64ReleaseAssertLTO_DLL (this step is no longer needed since 1.3)</w:t>
+      </w:r>
+    </w:p>
+    <w:p>
+      <w:pPr>
+        <w:rPr>
+          <w:b/>
+          <w:bCs/>
+        </w:rPr>
+      </w:pPr>
+      <w:r>
+        <w:rPr>
+          <w:b/>
+          <w:bCs/>
+        </w:rPr>
         <w:t>Run</w:t>
       </w:r>
     </w:p>
     <w:p>
-      <w:r>
-        <w:t>Tools\ShaderCacheGen\ShaderCacheGen.exe /PrecacheShaderList -remoteShaderCompilerIp 127.0.0.1</w:t>
-      </w:r>
-    </w:p>
-    <w:p>
-      <w:r>
-        <w:t>(the IP after -remoteShaderCompilerIp doesn't matter, it is not used, the parameter is needed. Since 1.3, it is no longer needed)</w:t>
-      </w:r>
-      <w:r>
-        <w:br/>
+      <w:pPr>
+        <w:rPr>
+          <w:b/>
+          <w:bCs/>
+        </w:rPr>
+      </w:pPr>
+      <w:r>
+        <w:rPr>
+          <w:b/>
+          <w:bCs/>
+        </w:rPr>
+        <w:t>Tools\</w:t>
+      </w:r>
+      <w:proofErr w:type="spellStart"/>
+      <w:r>
+        <w:rPr>
+          <w:b/>
+          <w:bCs/>
+        </w:rPr>
+        <w:t>ShaderCacheGen</w:t>
+      </w:r>
+      <w:proofErr w:type="spellEnd"/>
+      <w:r>
+        <w:rPr>
+          <w:b/>
+          <w:bCs/>
+        </w:rPr>
+        <w:t>\ShaderCacheGen.exe /</w:t>
+      </w:r>
+      <w:proofErr w:type="spellStart"/>
+      <w:r>
+        <w:rPr>
+          <w:b/>
+          <w:bCs/>
+        </w:rPr>
+        <w:t>PrecacheShaderList</w:t>
+      </w:r>
+      <w:proofErr w:type="spellEnd"/>
+      <w:r>
+        <w:rPr>
+          <w:b/>
+          <w:bCs/>
+        </w:rPr>
+        <w:t xml:space="preserve"> -</w:t>
+      </w:r>
+      <w:proofErr w:type="spellStart"/>
+      <w:r>
+        <w:rPr>
+          <w:b/>
+          <w:bCs/>
+        </w:rPr>
+        <w:t>remoteShaderCompilerIp</w:t>
+      </w:r>
+      <w:proofErr w:type="spellEnd"/>
+      <w:r>
+        <w:rPr>
+          <w:b/>
+          <w:bCs/>
+        </w:rPr>
+        <w:t xml:space="preserve"> 127.0.0.1</w:t>
+      </w:r>
+    </w:p>
+    <w:p>
+      <w:pPr>
+        <w:rPr>
+          <w:b/>
+          <w:bCs/>
+        </w:rPr>
+      </w:pPr>
+      <w:r>
+        <w:rPr>
+          <w:b/>
+          <w:bCs/>
+        </w:rPr>
+        <w:t>(</w:t>
+      </w:r>
+      <w:proofErr w:type="gramStart"/>
+      <w:r>
+        <w:rPr>
+          <w:b/>
+          <w:bCs/>
+        </w:rPr>
+        <w:t>the</w:t>
+      </w:r>
+      <w:proofErr w:type="gramEnd"/>
+      <w:r>
+        <w:rPr>
+          <w:b/>
+          <w:bCs/>
+        </w:rPr>
+        <w:t xml:space="preserve"> IP after -</w:t>
+      </w:r>
+      <w:proofErr w:type="spellStart"/>
+      <w:r>
+        <w:rPr>
+          <w:b/>
+          <w:bCs/>
+        </w:rPr>
+        <w:t>remoteShaderCompilerIp</w:t>
+      </w:r>
+      <w:proofErr w:type="spellEnd"/>
+      <w:r>
+        <w:rPr>
+          <w:b/>
+          <w:bCs/>
+        </w:rPr>
+        <w:t xml:space="preserve"> doesn't matter, it is not used, the parameter is needed. Since 1.3, it is no longer needed)</w:t>
+      </w:r>
+    </w:p>
+    <w:p>
+      <w:pPr>
+        <w:rPr>
+          <w:b/>
+          <w:bCs/>
+        </w:rPr>
+      </w:pPr>
+      <w:r>
+        <w:rPr>
+          <w:b/>
+          <w:bCs/>
+        </w:rPr>
         <w:t>The program runs in the background, with no indication of progress. It generates shadercachegen.log, so watch that to see the progress</w:t>
       </w:r>
-      <w:r>
-        <w:br/>
-        <w:t>5. Make sure your engine folder either doesn't contain Shaders/ folder, or contains ALL shaders (if you only include those that you have changed, step 5 will fail - it needs all of it's files in PAK, or all of them unpacked)</w:t>
-      </w:r>
-      <w:r>
-        <w:br/>
-        <w:t>6. Run the Resource Compiler to create shader paks:</w:t>
-      </w:r>
-    </w:p>
-    <w:p>
-      <w:r>
-        <w:t>Tools\rc\rc.exe /jobtarget=ShadersAll /OutputPath=.\EngineMod /CryPakPlatform=D3D12 /crashOnAssert /zip_encrypt=0 /Streaming=1 /IsShaderDebug=0 /p=pc /job=Tools\rc\RcJob_WH.xml</w:t>
-      </w:r>
-    </w:p>
-    <w:p>
-      <w:r>
+    </w:p>
+    <w:p>
+      <w:pPr>
+        <w:rPr>
+          <w:b/>
+          <w:bCs/>
+        </w:rPr>
+      </w:pPr>
+      <w:r>
+        <w:rPr>
+          <w:b/>
+          <w:bCs/>
+        </w:rPr>
+        <w:t xml:space="preserve">5. Make sure your engine folder either doesn't contain Shaders/ folder, or contains ALL shaders (if you only include those that you have changed, step 5 will fail - it needs all of </w:t>
+      </w:r>
+      <w:proofErr w:type="spellStart"/>
+      <w:proofErr w:type="gramStart"/>
+      <w:r>
+        <w:rPr>
+          <w:b/>
+          <w:bCs/>
+        </w:rPr>
+        <w:t>it's</w:t>
+      </w:r>
+      <w:proofErr w:type="spellEnd"/>
+      <w:proofErr w:type="gramEnd"/>
+      <w:r>
+        <w:rPr>
+          <w:b/>
+          <w:bCs/>
+        </w:rPr>
+        <w:t xml:space="preserve"> files in PAK, or all of them unpacked)</w:t>
+      </w:r>
+    </w:p>
+    <w:p>
+      <w:pPr>
+        <w:rPr>
+          <w:b/>
+          <w:bCs/>
+        </w:rPr>
+      </w:pPr>
+      <w:r>
+        <w:rPr>
+          <w:b/>
+          <w:bCs/>
+        </w:rPr>
+        <w:t xml:space="preserve">6. Run the Resource Compiler to create shader </w:t>
+      </w:r>
+      <w:proofErr w:type="spellStart"/>
+      <w:r>
+        <w:rPr>
+          <w:b/>
+          <w:bCs/>
+        </w:rPr>
+        <w:t>paks</w:t>
+      </w:r>
+      <w:proofErr w:type="spellEnd"/>
+      <w:r>
+        <w:rPr>
+          <w:b/>
+          <w:bCs/>
+        </w:rPr>
+        <w:t>:</w:t>
+      </w:r>
+    </w:p>
+    <w:p>
+      <w:pPr>
+        <w:rPr>
+          <w:b/>
+          <w:bCs/>
+        </w:rPr>
+      </w:pPr>
+      <w:r>
+        <w:rPr>
+          <w:b/>
+          <w:bCs/>
+        </w:rPr>
         <w:lastRenderedPageBreak/>
-        <w:t>This will create ShaderCache.pak, ShaderCacheStartup.pak, Shaders.pak and ShadersBin.pak in EngineMod folder</w:t>
+        <w:t>Tools\</w:t>
+      </w:r>
+      <w:proofErr w:type="spellStart"/>
+      <w:r>
+        <w:rPr>
+          <w:b/>
+          <w:bCs/>
+        </w:rPr>
+        <w:t>rc</w:t>
+      </w:r>
+      <w:proofErr w:type="spellEnd"/>
+      <w:r>
+        <w:rPr>
+          <w:b/>
+          <w:bCs/>
+        </w:rPr>
+        <w:t>\rc.exe /</w:t>
+      </w:r>
+      <w:proofErr w:type="spellStart"/>
+      <w:r>
+        <w:rPr>
+          <w:b/>
+          <w:bCs/>
+        </w:rPr>
+        <w:t>jobtarget</w:t>
+      </w:r>
+      <w:proofErr w:type="spellEnd"/>
+      <w:r>
+        <w:rPr>
+          <w:b/>
+          <w:bCs/>
+        </w:rPr>
+        <w:t>=</w:t>
+      </w:r>
+      <w:proofErr w:type="spellStart"/>
+      <w:r>
+        <w:rPr>
+          <w:b/>
+          <w:bCs/>
+        </w:rPr>
+        <w:t>ShadersAll</w:t>
+      </w:r>
+      <w:proofErr w:type="spellEnd"/>
+      <w:r>
+        <w:rPr>
+          <w:b/>
+          <w:bCs/>
+        </w:rPr>
+        <w:t xml:space="preserve"> /</w:t>
+      </w:r>
+      <w:proofErr w:type="spellStart"/>
+      <w:r>
+        <w:rPr>
+          <w:b/>
+          <w:bCs/>
+        </w:rPr>
+        <w:t>OutputPath</w:t>
+      </w:r>
+      <w:proofErr w:type="spellEnd"/>
+      <w:r>
+        <w:rPr>
+          <w:b/>
+          <w:bCs/>
+        </w:rPr>
+        <w:t>=.\</w:t>
+      </w:r>
+      <w:proofErr w:type="spellStart"/>
+      <w:r>
+        <w:rPr>
+          <w:b/>
+          <w:bCs/>
+        </w:rPr>
+        <w:t>EngineMod</w:t>
+      </w:r>
+      <w:proofErr w:type="spellEnd"/>
+      <w:r>
+        <w:rPr>
+          <w:b/>
+          <w:bCs/>
+        </w:rPr>
+        <w:t xml:space="preserve"> /</w:t>
+      </w:r>
+      <w:proofErr w:type="spellStart"/>
+      <w:r>
+        <w:rPr>
+          <w:b/>
+          <w:bCs/>
+        </w:rPr>
+        <w:t>CryPakPlatform</w:t>
+      </w:r>
+      <w:proofErr w:type="spellEnd"/>
+      <w:r>
+        <w:rPr>
+          <w:b/>
+          <w:bCs/>
+        </w:rPr>
+        <w:t>=D3D12 /</w:t>
+      </w:r>
+      <w:proofErr w:type="spellStart"/>
+      <w:r>
+        <w:rPr>
+          <w:b/>
+          <w:bCs/>
+        </w:rPr>
+        <w:t>crashOnAssert</w:t>
+      </w:r>
+      <w:proofErr w:type="spellEnd"/>
+      <w:r>
+        <w:rPr>
+          <w:b/>
+          <w:bCs/>
+        </w:rPr>
+        <w:t xml:space="preserve"> /</w:t>
+      </w:r>
+      <w:proofErr w:type="spellStart"/>
+      <w:r>
+        <w:rPr>
+          <w:b/>
+          <w:bCs/>
+        </w:rPr>
+        <w:t>zip_encrypt</w:t>
+      </w:r>
+      <w:proofErr w:type="spellEnd"/>
+      <w:r>
+        <w:rPr>
+          <w:b/>
+          <w:bCs/>
+        </w:rPr>
+        <w:t>=0 /Streaming=1 /</w:t>
+      </w:r>
+      <w:proofErr w:type="spellStart"/>
+      <w:r>
+        <w:rPr>
+          <w:b/>
+          <w:bCs/>
+        </w:rPr>
+        <w:t>IsShaderDebug</w:t>
+      </w:r>
+      <w:proofErr w:type="spellEnd"/>
+      <w:r>
+        <w:rPr>
+          <w:b/>
+          <w:bCs/>
+        </w:rPr>
+        <w:t>=0 /p=pc /job=Tools\</w:t>
+      </w:r>
+      <w:proofErr w:type="spellStart"/>
+      <w:r>
+        <w:rPr>
+          <w:b/>
+          <w:bCs/>
+        </w:rPr>
+        <w:t>rc</w:t>
+      </w:r>
+      <w:proofErr w:type="spellEnd"/>
+      <w:r>
+        <w:rPr>
+          <w:b/>
+          <w:bCs/>
+        </w:rPr>
+        <w:t>\RcJob_WH.xml</w:t>
+      </w:r>
+    </w:p>
+    <w:p>
+      <w:pPr>
+        <w:rPr>
+          <w:b/>
+          <w:bCs/>
+        </w:rPr>
+      </w:pPr>
+      <w:r>
+        <w:rPr>
+          <w:b/>
+          <w:bCs/>
+        </w:rPr>
+        <w:t xml:space="preserve">This will create </w:t>
+      </w:r>
+      <w:proofErr w:type="spellStart"/>
+      <w:r>
+        <w:rPr>
+          <w:b/>
+          <w:bCs/>
+        </w:rPr>
+        <w:t>ShaderCache.pak</w:t>
+      </w:r>
+      <w:proofErr w:type="spellEnd"/>
+      <w:r>
+        <w:rPr>
+          <w:b/>
+          <w:bCs/>
+        </w:rPr>
+        <w:t xml:space="preserve">, </w:t>
+      </w:r>
+      <w:proofErr w:type="spellStart"/>
+      <w:r>
+        <w:rPr>
+          <w:b/>
+          <w:bCs/>
+        </w:rPr>
+        <w:t>ShaderCacheStartup.pak</w:t>
+      </w:r>
+      <w:proofErr w:type="spellEnd"/>
+      <w:r>
+        <w:rPr>
+          <w:b/>
+          <w:bCs/>
+        </w:rPr>
+        <w:t xml:space="preserve">, </w:t>
+      </w:r>
+      <w:proofErr w:type="spellStart"/>
+      <w:r>
+        <w:rPr>
+          <w:b/>
+          <w:bCs/>
+        </w:rPr>
+        <w:t>Shaders.pak</w:t>
+      </w:r>
+      <w:proofErr w:type="spellEnd"/>
+      <w:r>
+        <w:rPr>
+          <w:b/>
+          <w:bCs/>
+        </w:rPr>
+        <w:t xml:space="preserve"> and </w:t>
+      </w:r>
+      <w:proofErr w:type="spellStart"/>
+      <w:r>
+        <w:rPr>
+          <w:b/>
+          <w:bCs/>
+        </w:rPr>
+        <w:t>ShadersBin.pak</w:t>
+      </w:r>
+      <w:proofErr w:type="spellEnd"/>
+      <w:r>
+        <w:rPr>
+          <w:b/>
+          <w:bCs/>
+        </w:rPr>
+        <w:t xml:space="preserve"> in </w:t>
+      </w:r>
+      <w:proofErr w:type="spellStart"/>
+      <w:r>
+        <w:rPr>
+          <w:b/>
+          <w:bCs/>
+        </w:rPr>
+        <w:t>EngineMod</w:t>
+      </w:r>
+      <w:proofErr w:type="spellEnd"/>
+      <w:r>
+        <w:rPr>
+          <w:b/>
+          <w:bCs/>
+        </w:rPr>
+        <w:t xml:space="preserve"> folder</w:t>
       </w:r>
     </w:p>
     <w:p/>
@@ -526,7 +1661,6 @@
               <v:path gradientshapeok="t" o:connecttype="rect"/>
             </v:shapetype>
             <v:shape id="Textové pole 2" o:spid="_x0000_s1026" type="#_x0000_t202" alt="Confidential - Not for Public Consumption or Distribution" style="position:absolute;margin-left:0;margin-top:0;width:244.1pt;height:29.15pt;z-index:251659264;visibility:visible;mso-wrap-style:none;mso-wrap-distance-left:0;mso-wrap-distance-top:0;mso-wrap-distance-right:0;mso-wrap-distance-bottom:0;mso-position-horizontal:center;mso-position-horizontal-relative:page;mso-position-vertical:bottom;mso-position-vertical-relative:page;v-text-anchor:bottom" o:gfxdata="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" filled="f" stroked="f">
-              <v:fill o:detectmouseclick="t"/>
               <v:textbox style="mso-fit-shape-to-text:t" inset="0,0,0,15pt">
                 <w:txbxContent>
                   <w:p>
@@ -657,7 +1791,6 @@
               <v:path gradientshapeok="t" o:connecttype="rect"/>
             </v:shapetype>
             <v:shape id="Textové pole 3" o:spid="_x0000_s1027" type="#_x0000_t202" alt="Confidential - Not for Public Consumption or Distribution" style="position:absolute;margin-left:0;margin-top:0;width:244.1pt;height:29.15pt;z-index:251660288;visibility:visible;mso-wrap-style:none;mso-wrap-distance-left:0;mso-wrap-distance-top:0;mso-wrap-distance-right:0;mso-wrap-distance-bottom:0;mso-position-horizontal:center;mso-position-horizontal-relative:page;mso-position-vertical:bottom;mso-position-vertical-relative:page;v-text-anchor:bottom" o:gfxdata="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" filled="f" stroked="f">
-              <v:fill o:detectmouseclick="t"/>
               <v:textbox style="mso-fit-shape-to-text:t" inset="0,0,0,15pt">
                 <w:txbxContent>
                   <w:p>
@@ -788,7 +1921,6 @@
               <v:path gradientshapeok="t" o:connecttype="rect"/>
             </v:shapetype>
             <v:shape id="Textové pole 1" o:spid="_x0000_s1028" type="#_x0000_t202" alt="Confidential - Not for Public Consumption or Distribution" style="position:absolute;margin-left:0;margin-top:0;width:244.1pt;height:29.15pt;z-index:251658240;visibility:visible;mso-wrap-style:none;mso-wrap-distance-left:0;mso-wrap-distance-top:0;mso-wrap-distance-right:0;mso-wrap-distance-bottom:0;mso-position-horizontal:center;mso-position-horizontal-relative:page;mso-position-vertical:bottom;mso-position-vertical-relative:page;v-text-anchor:bottom" o:gfxdata="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" filled="f" stroked="f">
-              <v:fill o:detectmouseclick="t"/>
               <v:textbox style="mso-fit-shape-to-text:t" inset="0,0,0,15pt">
                 <w:txbxContent>
                   <w:p>
@@ -1806,6 +2938,7 @@
   <w:style w:type="character" w:default="1" w:styleId="Standardnpsmoodstavce">
     <w:name w:val="Default Paragraph Font"/>
     <w:uiPriority w:val="1"/>
+    <w:semiHidden/>
     <w:unhideWhenUsed/>
   </w:style>
   <w:style w:type="table" w:default="1" w:styleId="Normlntabulka">
